--- a/Formlar/Farklilastirma_kimya12.docx
+++ b/Formlar/Farklilastirma_kimya12.docx
@@ -950,7 +950,7 @@
                 <w:rFonts w:ascii="Times New Roman" w:hAnsi="Times New Roman" w:cs="Times New Roman"/>
                 <w:lang w:val="tr-TR"/>
               </w:rPr>
-              <w:t>Kim12.2.1’de orbital örtüşme şemaları (Görsel C, D), top-çubuk ve uzay dolgu modelleri (Görsel E, F), Grafik A ve iki Örnek-Çözüm Atölyesi konuldu.</w:t>
+              <w:t>Kim12.2.1’de orbital örtüşme şemaları (Analiz ve Keşif Atölyesi 2.1.), top-çubuk ve uzay dolgu modelleri (Görsel B, C), Grafik A ve iki Örnek-Çözüm Atölyesi konuldu.</w:t>
             </w:r>
           </w:p>
         </w:tc>
@@ -1040,7 +1040,7 @@
                 <w:rFonts w:ascii="Times New Roman" w:hAnsi="Times New Roman" w:cs="Times New Roman"/>
                 <w:lang w:val="tr-TR"/>
               </w:rPr>
-              <w:t>Kim12.2.3’te hibrit orbital yönelimleri (Görsel B), uzay dolgu (Görsel C) ve top-çubuk (Görsel E) modelleri renkli olarak verildi; bağlamda kar tanesi örneği kullanıldı; basit moleküllerden (BeH_{2}, BH_{3}, CH_{4}) başlanarak örüntü oluşturuldu.</w:t>
+              <w:t>Kim12.2.3’te hibrit orbital yönelimleri ve uzay dolgu modelleri (Analiz ve Keşif Atölyesi 2.3.) ile top-çubuk modelleri (Görsel B) renkli olarak verildi; bağlamda kar tanesi örneği kullanıldı; basit moleküllerden (BeH_{2}, BH_{3}, CH_{4}) başlanarak örüntü oluşturuldu.</w:t>
             </w:r>
           </w:p>
         </w:tc>
